--- a/content/topic-09-selective-rights/kepu-9.1-quality-life/copy.docx
+++ b/content/topic-09-selective-rights/kepu-9.1-quality-life/copy.docx
@@ -16,7 +16,7 @@
         <w:pStyle w:val="MdParagraph"/>
       </w:pPr>
       <w:r>
-        <w:t xml:space="preserve">在追求高品質生活的旅程中，我們對許多事物都有著更高的期待，從飲食、穿著到居住環境，無一不體現著對卓越的渴望。然而，當談到保養，妳是否曾有過一種「不滿足」的感受？這種不滿足，並非挑剔或抱怨，而是一種對「內在肌膚」更深層次的理解與尊重，是追求卓越呵護的開始。它提醒著我們，平庸的保養已無法滿足妳對高品質生活的定義，妳值得擁有更精緻、更科學、更符合妳身體需求的呵護。</w:t>
+        <w:t>對餐廳的選擇很挑剔，對床單的材質也有堅持，但保養呢？如果曾經用完一瓶熱門產品，心裡卻浮現一絲「好像也就這樣」的空虛感——那份「不滿足」不是挑剔或抱怨，而是身體在提醒妳：對「內在肌膚」的理解，值得更深一層。平庸的保養早已配不上妳對生活品質的其他標準，妳值得更精緻、更科學、更貼合身體需求的呵護。</w:t>
       </w:r>
     </w:p>
     <w:p>
